--- a/Lumbee_RIVR_Tech_IRU_Package/02_Core_Agreements/07_Transition_Step_In_and_Successor_Operator_Plan.docx
+++ b/Lumbee_RIVR_Tech_IRU_Package/02_Core_Agreements/07_Transition_Step_In_and_Successor_Operator_Plan.docx
@@ -277,7 +277,7 @@
           <w:b w:val="0"/>
           <w:i w:val="0"/>
         </w:rPr>
-        <w:t xml:space="preserve"> (the “Effective Date”), by and between Lumbee Tribe of North Carolina (the “Tribe”), or a wholly owned Tribal entity or Tribally chartered instrumentality designated by the Tribe, and LREMC Technologies, LLC d/b/a RIVR Tech (“RIVR Tech”). This Plan is Schedule 02.07 to, and is incorporated by reference into, the Master IRU and Network Operations Agreement (the “Master Agreement,” Document 02.01) and is read together with the O&amp;M/SLA (Document 02.03) and the Data Privacy &amp; Cybersecurity Addendum (Document 02.06).</w:t>
+        <w:t xml:space="preserve"> (the “Effective Date”), by and between Lumbee Tribe of North Carolina (the “Lumbee Tribe”), or a wholly owned Tribal entity or Tribally chartered instrumentality designated by the Lumbee Tribe, and LREMC Technologies, LLC d/b/a RIVR Tech (“RIVR Tech”). This Plan is Schedule 02.07 to, and is incorporated by reference into, the Master IRU and Network Operations Agreement (the “Master Agreement,” Document 02.01) and is read together with the O&amp;M/SLA (Document 02.03) and the Data Privacy &amp; Cybersecurity Addendum (Document 02.06).</w:t>
       </w:r>
     </w:p>
     <w:p>
@@ -305,7 +305,7 @@
           <w:i/>
           <w:color w:val="595959"/>
         </w:rPr>
-        <w:t>A step-in or successor-operator transition must preserve the Federal Interest in the Tribal Assets and comply with 2 CFR 200.311 (Real property — use, encumbrance, and disposition), 2 CFR 200.313 (Equipment — use, management, and disposition), and 2 CFR 200.315 (Intangible property). Lumbee Act of 1956, Pub. L. 84-570, 70 Stat. 254 (federal-recognition status affecting TBCP eligibility) bears on the Tribe’s eligibility to hold the Award; confirm before execution.</w:t>
+        <w:t>A step-in or successor-operator transition must preserve the Federal Interest in the Tribal Assets and comply with 2 CFR 200.311 (Real property — use, encumbrance, and disposition), 2 CFR 200.313 (Equipment — use, management, and disposition), and 2 CFR 200.315 (Intangible property). Lumbee Act of 1956, Pub. L. 84-570, 70 Stat. 254 (federal-recognition status affecting TBCP eligibility) bears on the Lumbee Tribe’s eligibility to hold the Award; confirm before execution.</w:t>
       </w:r>
     </w:p>
     <w:p>
@@ -324,7 +324,7 @@
           <w:i/>
           <w:color w:val="595959"/>
         </w:rPr>
-        <w:t>Step-in, assignment, lender-protection, sovereign-immunity, and governing-law mechanics must be reviewed by counsel for the Tribe and by finance/lender counsel before execution.</w:t>
+        <w:t>Step-in, assignment, lender-protection, sovereign-immunity, and governing-law mechanics must be reviewed by counsel for the Lumbee Tribe and by finance/lender counsel before execution.</w:t>
       </w:r>
     </w:p>
     <w:p>
@@ -423,7 +423,7 @@
           <w:b w:val="0"/>
           <w:i w:val="0"/>
         </w:rPr>
-        <w:t>“Step-In” means the temporary assumption by the Tribe or its designee of operational control of the Tribal Assets (and only the rights necessary for continuity) as provided in Articles 5–7.</w:t>
+        <w:t>“Step-In” means the temporary assumption by the Lumbee Tribe or its designee of operational control of the Tribal Assets (and only the rights necessary for continuity) as provided in Articles 5–7.</w:t>
       </w:r>
     </w:p>
     <w:p>
@@ -441,7 +441,7 @@
           <w:b w:val="0"/>
           <w:i w:val="0"/>
         </w:rPr>
-        <w:t>“Successor Operator” means a qualified operator (which may be the Tribe, a Tribal entity, or a third party) that assumes operation of the Tribal Assets following transition.</w:t>
+        <w:t>“Successor Operator” means a qualified operator (which may be the Lumbee Tribe, a Tribal entity, or a third party) that assumes operation of the Tribal Assets following transition.</w:t>
       </w:r>
     </w:p>
     <w:p>
@@ -643,7 +643,7 @@
           <w:b w:val="0"/>
           <w:i w:val="0"/>
         </w:rPr>
-        <w:t>Grant-Compliance Failure. A failure to comply with the Award or applicable federal requirements that threatens the Award, the Federal Interest, or the Tribe’s standing as recipient, including a matter requiring disclosure under 2 CFR 200.113 (Mandatory disclosures).</w:t>
+        <w:t>Grant-Compliance Failure. A failure to comply with the Award or applicable federal requirements that threatens the Award, the Federal Interest, or the Lumbee Tribe’s standing as recipient, including a matter requiring disclosure under 2 CFR 200.113 (Mandatory disclosures).</w:t>
       </w:r>
     </w:p>
     <w:p>
@@ -718,7 +718,7 @@
           <w:b w:val="0"/>
           <w:i w:val="0"/>
         </w:rPr>
-        <w:t>On the occurrence of a Triggering Event, the Tribe shall give RIVR Tech written notice describing the event, the asserted basis, and (where a cure is available) the cure required, except that no prior notice is required to exercise Emergency Step-In under Article 5 where the conditions in Section 5.1 are met.</w:t>
+        <w:t>On the occurrence of a Triggering Event, the Lumbee Tribe shall give RIVR Tech written notice describing the event, the asserted basis, and (where a cure is available) the cure required, except that no prior notice is required to exercise Emergency Step-In under Article 5 where the conditions in Section 5.1 are met.</w:t>
       </w:r>
     </w:p>
     <w:p>
@@ -742,7 +742,7 @@
           <w:b w:val="0"/>
           <w:i w:val="0"/>
         </w:rPr>
-        <w:t>Where required, the Tribe shall also provide notice to a Lender entitled to notice under Section 17.4 and shall coordinate with NTIA to the extent the Award requires notice of events affecting the Federal Interest.</w:t>
+        <w:t>Where required, the Lumbee Tribe shall also provide notice to a Lender entitled to notice under Section 17.4 and shall coordinate with NTIA to the extent the Award requires notice of events affecting the Federal Interest.</w:t>
       </w:r>
     </w:p>
     <w:p>
@@ -892,7 +892,7 @@
           <w:b w:val="0"/>
           <w:i w:val="0"/>
         </w:rPr>
-        <w:t>The Tribe (or its designee) may exercise Emergency Step-In immediate, upon notice, where continuity of Essential Services, public safety, or compliance with the Award is imminently threatened. Emergency Step-In may be exercised without a prior cure period but with notice given as promptly as practicable, including contemporaneous or after-the-fact notice where advance notice is not feasible.</w:t>
+        <w:t>The Lumbee Tribe (or its designee) may exercise Emergency Step-In immediate, upon notice, where continuity of Essential Services, public safety, or compliance with the Award is imminently threatened. Emergency Step-In may be exercised without a prior cure period but with notice given as promptly as practicable, including contemporaneous or after-the-fact notice where advance notice is not feasible.</w:t>
       </w:r>
     </w:p>
     <w:p>
@@ -989,7 +989,7 @@
           <w:color w:val="000000"/>
           <w:sz w:val="22"/>
         </w:rPr>
-        <w:t>6.1  Operation by the Tribe or Designee</w:t>
+        <w:t>6.1  Operation by the Lumbee Tribe or Designee</w:t>
       </w:r>
     </w:p>
     <w:p>
@@ -998,7 +998,7 @@
           <w:b w:val="0"/>
           <w:i w:val="0"/>
         </w:rPr>
-        <w:t>During a Step-In, the Tribe or its designated operator may operate, maintain, and manage the Tribal Assets and provide Essential Services, using the access, records, credentials, and cooperation provided under Articles 7–14.</w:t>
+        <w:t>During a Step-In, the Lumbee Tribe or its designated operator may operate, maintain, and manage the Tribal Assets and provide Essential Services, using the access, records, credentials, and cooperation provided under Articles 7–14.</w:t>
       </w:r>
     </w:p>
     <w:p>
@@ -1022,7 +1022,7 @@
           <w:b w:val="0"/>
           <w:i w:val="0"/>
         </w:rPr>
-        <w:t>The Step-In is limited to the Tribal Assets. The Tribe shall not assume ownership or control of the RIVR Tech Existing Network (RIVR Tech’s proprietary middle-mile/backbone and core), and shall protect RIVR Tech’s confidential and proprietary systems, except to the limited extent of Section 6.3.</w:t>
+        <w:t>The Step-In is limited to the Tribal Assets. The Lumbee Tribe shall not assume ownership or control of the RIVR Tech Existing Network (RIVR Tech’s proprietary middle-mile/backbone and core), and shall protect RIVR Tech’s confidential and proprietary systems, except to the limited extent of Section 6.3.</w:t>
       </w:r>
     </w:p>
     <w:p>
@@ -1046,7 +1046,7 @@
           <w:b w:val="0"/>
           <w:i w:val="0"/>
         </w:rPr>
-        <w:t>To the extent Essential Services depend on transport across the RIVR Tech Existing Network, RIVR Tech shall continue to provide, and the Tribe or its designee may use, non-exclusive interconnection and transport on the terms then in effect (or on cost-based terms under Section 16 if none apply) solely for continuity during Step-In. This does not grant any ownership or long-term right in the RIVR Tech Existing Network.</w:t>
+        <w:t>To the extent Essential Services depend on transport across the RIVR Tech Existing Network, RIVR Tech shall continue to provide, and the Lumbee Tribe or its designee may use, non-exclusive interconnection and transport on the terms then in effect (or on cost-based terms under Section 16 if none apply) solely for continuity during Step-In. This does not grant any ownership or long-term right in the RIVR Tech Existing Network.</w:t>
       </w:r>
     </w:p>
     <w:p>
@@ -1104,7 +1104,7 @@
           <w:b w:val="0"/>
           <w:i w:val="0"/>
         </w:rPr>
-        <w:t>On Step-In or transition, RIVR Tech shall provide the Tribe or Successor Operator prompt access to the operational, monitoring, provisioning, and support systems necessary to operate the Tribal Assets, and to the physical sites, subject to safety and security controls.</w:t>
+        <w:t>On Step-In or transition, RIVR Tech shall provide the Lumbee Tribe or Successor Operator prompt access to the operational, monitoring, provisioning, and support systems necessary to operate the Tribal Assets, and to the physical sites, subject to safety and security controls.</w:t>
       </w:r>
     </w:p>
     <w:p>
@@ -1215,7 +1215,7 @@
           <w:b w:val="0"/>
           <w:i w:val="0"/>
         </w:rPr>
-        <w:t>Subscriber communications about a transition shall be coordinated with the Tribe and shall comply with the CPNI carrier-change rules and the privacy obligations of Document 02.06.</w:t>
+        <w:t>Subscriber communications about a transition shall be coordinated with the Lumbee Tribe and shall comply with the CPNI carrier-change rules and the privacy obligations of Document 02.06.</w:t>
       </w:r>
     </w:p>
     <w:p>
@@ -1254,7 +1254,7 @@
           <w:b w:val="0"/>
           <w:i w:val="0"/>
         </w:rPr>
-        <w:t>RIVR Tech shall transfer to the Tribe or Successor Operator copies of the records necessary to operate the Tribal Assets and to substantiate the Award, retaining copies only as permitted, consistent with 2 CFR 200.334–200.337 (Record retention and access; three-year retention).</w:t>
+        <w:t>RIVR Tech shall transfer to the Lumbee Tribe or Successor Operator copies of the records necessary to operate the Tribal Assets and to substantiate the Award, retaining copies only as permitted, consistent with 2 CFR 200.334–200.337 (Record retention and access; three-year retention).</w:t>
       </w:r>
     </w:p>
     <w:p>
@@ -1341,7 +1341,7 @@
           <w:b w:val="0"/>
           <w:i w:val="0"/>
         </w:rPr>
-        <w:t>RIVR Tech shall cooperate to port subscriber telephone numbers to the Tribe or Successor Operator (or its underlying carrier) consistent with FCC local-number-portability (LNP) rules, and shall not block or delay ports.</w:t>
+        <w:t>RIVR Tech shall cooperate to port subscriber telephone numbers to the Lumbee Tribe or Successor Operator (or its underlying carrier) consistent with FCC local-number-portability (LNP) rules, and shall not block or delay ports.</w:t>
       </w:r>
     </w:p>
     <w:p>
@@ -1404,7 +1404,7 @@
           <w:b w:val="0"/>
           <w:i w:val="0"/>
         </w:rPr>
-        <w:t>To the extent assignable, RIVR Tech shall, at the Tribe’s election, assign to the Tribe or Successor Operator, or permit step-in to, third-party vendor and maintenance contracts that are dedicated to or materially necessary for operating the Tribal Assets.</w:t>
+        <w:t>To the extent assignable, RIVR Tech shall, at the Lumbee Tribe’s election, assign to the Lumbee Tribe or Successor Operator, or permit step-in to, third-party vendor and maintenance contracts that are dedicated to or materially necessary for operating the Tribal Assets.</w:t>
       </w:r>
     </w:p>
     <w:p>
@@ -1486,7 +1486,7 @@
           <w:b w:val="0"/>
           <w:i w:val="0"/>
         </w:rPr>
-        <w:t>RIVR Tech shall identify software and firmware licenses necessary to operate the Tribal Assets and, to the extent permitted, assign or sublicense them to the Tribe or Successor Operator, or facilitate replacement licenses.</w:t>
+        <w:t>RIVR Tech shall identify software and firmware licenses necessary to operate the Tribal Assets and, to the extent permitted, assign or sublicense them to the Lumbee Tribe or Successor Operator, or facilitate replacement licenses.</w:t>
       </w:r>
     </w:p>
     <w:p>
@@ -1565,7 +1565,7 @@
           <w:b w:val="0"/>
           <w:i w:val="0"/>
         </w:rPr>
-        <w:t xml:space="preserve">RIVR Tech shall maintain and, on transition, transfer to the Tribe or Successor Operator the spare materials, tools, and consumables reasonably necessary to maintain the Tribal Assets, at </w:t>
+        <w:t xml:space="preserve">RIVR Tech shall maintain and, on transition, transfer to the Lumbee Tribe or Successor Operator the spare materials, tools, and consumables reasonably necessary to maintain the Tribal Assets, at </w:t>
       </w:r>
       <w:r>
         <w:rPr>
@@ -1605,7 +1605,7 @@
           <w:b w:val="0"/>
           <w:i w:val="0"/>
         </w:rPr>
-        <w:t>RIVR Tech shall provide reasonable training and knowledge transfer to the personnel of the Tribe or Successor Operator on the operation and maintenance of the Tribal Assets during the Transition-Assistance Period.</w:t>
+        <w:t>RIVR Tech shall provide reasonable training and knowledge transfer to the personnel of the Lumbee Tribe or Successor Operator on the operation and maintenance of the Tribal Assets during the Transition-Assistance Period.</w:t>
       </w:r>
     </w:p>
     <w:p>
@@ -1644,7 +1644,7 @@
           <w:b w:val="0"/>
           <w:i w:val="0"/>
         </w:rPr>
-        <w:t>RIVR Tech shall cooperate in good faith with the Tribe and any Successor Operator to effect an orderly transition, including reasonable availability of knowledgeable personnel, responses to information requests, and joint transition planning.</w:t>
+        <w:t>RIVR Tech shall cooperate in good faith with the Lumbee Tribe and any Successor Operator to effect an orderly transition, including reasonable availability of knowledgeable personnel, responses to information requests, and joint transition planning.</w:t>
       </w:r>
     </w:p>
     <w:p>
@@ -1747,7 +1747,7 @@
           <w:b w:val="0"/>
           <w:i w:val="0"/>
         </w:rPr>
-        <w:t xml:space="preserve">The Tribe may extend the Transition-Assistance Period for up to </w:t>
+        <w:t xml:space="preserve">The Lumbee Tribe may extend the Transition-Assistance Period for up to </w:t>
       </w:r>
       <w:r>
         <w:rPr>
@@ -1996,7 +1996,7 @@
           <w:b w:val="0"/>
           <w:i w:val="0"/>
         </w:rPr>
-        <w:t xml:space="preserve">A Lender shall be entitled to (a) notice of a Triggering Event and a reasonable opportunity to cure on RIVR Tech’s behalf; (b) the right to step into or assign RIVR Tech’s financed rights to a qualified transferee, subject to the Tribe’s reasonable consent and the Award; and (c) recognition of its security interest in RIVR Tech-owned assets — provided that no Lender right may encumber the Tribal Assets contrary to Article 18. </w:t>
+        <w:t xml:space="preserve">A Lender shall be entitled to (a) notice of a Triggering Event and a reasonable opportunity to cure on RIVR Tech’s behalf; (b) the right to step into or assign RIVR Tech’s financed rights to a qualified transferee, subject to the Lumbee Tribe’s reasonable consent and the Award; and (c) recognition of its security interest in RIVR Tech-owned assets — provided that no Lender right may encumber the Tribal Assets contrary to Article 18. </w:t>
       </w:r>
       <w:r>
         <w:rPr>
@@ -2070,7 +2070,7 @@
           <w:b w:val="0"/>
           <w:i w:val="0"/>
         </w:rPr>
-        <w:t>The Tribal Assets are and remain the property of the Tribe. Neither Step-In, transition, nor any Lender or successor arrangement may transfer title to, or grant a security interest in, the Tribal Assets except as permitted by the Award and applicable federal law.</w:t>
+        <w:t>The Tribal Assets are and remain the property of the Lumbee Tribe. Neither Step-In, transition, nor any Lender or successor arrangement may transfer title to, or grant a security interest in, the Tribal Assets except as permitted by the Award and applicable federal law.</w:t>
       </w:r>
     </w:p>
     <w:p>
@@ -2118,7 +2118,7 @@
           <w:b w:val="0"/>
           <w:i w:val="0"/>
         </w:rPr>
-        <w:t>The Federal Interest continues through Step-In and transition. The Parties shall take no action that would impair the Federal Interest or the Tribe’s ability to satisfy Award and closeout obligations (2 CFR 200.344 (Closeout) and 2 CFR 200.345 (Post-closeout adjustments and continuing responsibilities)).</w:t>
+        <w:t>The Federal Interest continues through Step-In and transition. The Parties shall take no action that would impair the Federal Interest or the Lumbee Tribe’s ability to satisfy Award and closeout obligations (2 CFR 200.344 (Closeout) and 2 CFR 200.345 (Post-closeout adjustments and continuing responsibilities)).</w:t>
       </w:r>
     </w:p>
     <w:p>
@@ -2248,7 +2248,7 @@
           <w:i/>
           <w:color w:val="595959"/>
         </w:rPr>
-        <w:t>Program-income and disposition accounting on transition are grant-compliance sensitive. Confirm treatment with grant counsel / the Tribe’s finance team and, where required, NTIA.</w:t>
+        <w:t>Program-income and disposition accounting on transition are grant-compliance sensitive. Confirm treatment with grant counsel / the Lumbee Tribe’s finance team and, where required, NTIA.</w:t>
       </w:r>
     </w:p>
     <w:p>
@@ -3199,7 +3199,7 @@
                 <w:i w:val="0"/>
                 <w:sz w:val="18"/>
               </w:rPr>
-              <w:t>Tribe</w:t>
+              <w:t>Lumbee Tribe</w:t>
             </w:r>
           </w:p>
         </w:tc>
@@ -3386,7 +3386,7 @@
                 <w:i w:val="0"/>
                 <w:sz w:val="18"/>
               </w:rPr>
-              <w:t>Tribe/designee</w:t>
+              <w:t>Lumbee Tribe/designee</w:t>
             </w:r>
           </w:p>
         </w:tc>
@@ -4425,7 +4425,7 @@
                 <w:i w:val="0"/>
                 <w:sz w:val="18"/>
               </w:rPr>
-              <w:t>Tribe</w:t>
+              <w:t>Lumbee Tribe</w:t>
             </w:r>
           </w:p>
         </w:tc>
@@ -4539,7 +4539,7 @@
           <w:i/>
           <w:color w:val="595959"/>
         </w:rPr>
-        <w:t>Governing law, dispute resolution, and any limited waiver of sovereign immunity must not be selected silently. Reconcile with the Master Agreement and confirm with counsel for the Tribe.</w:t>
+        <w:t>Governing law, dispute resolution, and any limited waiver of sovereign immunity must not be selected silently. Reconcile with the Master Agreement and confirm with counsel for the Lumbee Tribe.</w:t>
       </w:r>
     </w:p>
     <w:p>
